--- a/atelier/atelier_143.docx
+++ b/atelier/atelier_143.docx
@@ -474,7 +474,7 @@
                 <w:b w:val="false"/>
                 <w:bCs w:val="false"/>
               </w:rPr>
-              <w:t xml:space="preserve">Charte de review (#142)</w:t>
+              <w:t xml:space="preserve">Charte de review</w:t>
             </w:r>
           </w:p>
         </w:tc>
@@ -493,7 +493,7 @@
         <w:spacing w:after="120"/>
       </w:pPr>
       <w:r>
-        <w:t xml:space="preserve">La charte définit ce qu’est une bonne review (#142), mais savoir n’est pas savoir-faire. Reviewer est une compétence qui s’acquiert en pratiquant, en observant comment d’autres font, en confrontant ses réflexes. Le sujet de cet atelier est un exercice concret : reviewer en binôme de vraies MR de la squad, en verbalisant ce qu’on regarde et pourquoi. En se reviewant à deux, on découvre que chacun a des réflexes différents — l’un repère les cas limites, l’autre la lisibilité, un troisième les tests — et on apprend les uns des autres. C’est un atelier de pratique, pas de théorie : on applique la charte sur du réel, on observe les réflexes, on s’améliore par l’échange. La review devient un savoir-faire partagé, pas une compétence solitaire et inégale.</w:t>
+        <w:t xml:space="preserve">La charte définit ce qu’est une bonne review, mais savoir n’est pas savoir-faire. Reviewer est une compétence qui s’acquiert en pratiquant, en observant comment d’autres font, en confrontant ses réflexes. Le sujet de cet atelier est un exercice concret : reviewer en binôme de vraies MR de la squad, en verbalisant ce qu’on regarde et pourquoi. En se reviewant à deux, on découvre que chacun a des réflexes différents — l’un repère les cas limites, l’autre la lisibilité, un troisième les tests — et on apprend les uns des autres. C’est un atelier de pratique, pas de théorie : on applique la charte sur du réel, on observe les réflexes, on s’améliore par l’échange. La review devient un savoir-faire partagé, pas une compétence solitaire et inégale.</w:t>
       </w:r>
     </w:p>
     <w:p>
@@ -514,7 +514,7 @@
         <w:spacing w:after="80"/>
       </w:pPr>
       <w:r>
-        <w:t xml:space="preserve">Reviewer s’apprend en faisant, pas en lisant : la charte (#142) donne les critères, mais les appliquer demande de l’entraînement. Reviewer une vraie MR ensemble fait passer du « je sais ce qu’il faut regarder » au « je sais le faire ». La pratique transforme le savoir en réflexe.</w:t>
+        <w:t xml:space="preserve">Reviewer s’apprend en faisant, pas en lisant : la charte donne les critères, mais les appliquer demande de l’entraînement. Reviewer une vraie MR ensemble fait passer du « je sais ce qu’il faut regarder » au « je sais le faire ». La pratique transforme le savoir en réflexe.</w:t>
       </w:r>
     </w:p>
     <w:p>
@@ -600,7 +600,7 @@
         <w:spacing w:after="80"/>
       </w:pPr>
       <w:r>
-        <w:t xml:space="preserve">S’appuyer sur la charte (#142) : utiliser les critères co-construits comme grille — lisibilité, logique, tests, sécurité, cohérence. La pratique applique la charte, la charte structure la pratique.</w:t>
+        <w:t xml:space="preserve">S’appuyer sur la charte : utiliser les critères co-construits comme grille — lisibilité, logique, tests, sécurité, cohérence. La pratique applique la charte, la charte structure la pratique.</w:t>
       </w:r>
     </w:p>
     <w:p>
@@ -629,7 +629,7 @@
         <w:spacing w:after="120"/>
       </w:pPr>
       <w:r>
-        <w:t xml:space="preserve">À la sortie, la squad s’est exercée à reviewer de vraies MR en binôme, en verbalisant ses réflexes et en s’appuyant sur la charte (#142). Chacun a découvert les réflexes des autres — les angles qu’il n’avait pas — et la compétence de review s’est diffusée dans l’équipe au lieu de rester inégale et solitaire. Reviewer est devenu un savoir-faire pratiqué, pas seulement un savoir lu. Les discussions de MR (mesure du hub) gagneront en pertinence parce que les reviewers ont entraîné leurs réflexes. La review monte en qualité par la pratique partagée.</w:t>
+        <w:t xml:space="preserve">À la sortie, la squad s’est exercée à reviewer de vraies MR en binôme, en verbalisant ses réflexes et en s’appuyant sur la charte. Chacun a découvert les réflexes des autres — les angles qu’il n’avait pas — et la compétence de review s’est diffusée dans l’équipe au lieu de rester inégale et solitaire. Reviewer est devenu un savoir-faire pratiqué, pas seulement un savoir lu. Les discussions de MR (mesure du hub) gagneront en pertinence parce que les reviewers ont entraîné leurs réflexes. La review monte en qualité par la pratique partagée.</w:t>
       </w:r>
     </w:p>
     <w:p>
@@ -872,7 +872,7 @@
         <w:spacing w:after="120"/>
       </w:pPr>
       <w:r>
-        <w:t xml:space="preserve">La pratique entraîne les réflexes. La suite travaille la posture et l’ancrage : #144 (feedback constructif — comment dire les choses), #145 (partager les meilleures reviews), #146 (systématiser un commentaire constructif), #147 (mentorat par la review). La pratique d’aujourd’hui rend ces ateliers concrets.</w:t>
+        <w:t xml:space="preserve">La pratique entraîne les réflexes. La suite travaille la posture et l’ancrage : (feedback constructif — comment dire les choses), (partager les meilleures reviews), (systématiser un commentaire constructif), (mentorat par la review). La pratique d’aujourd’hui rend ces ateliers concrets.</w:t>
       </w:r>
     </w:p>
     <w:p>
